--- a/Documentation/The Life of these three businesses .docx
+++ b/Documentation/The Life of these three businesses .docx
@@ -23,105 +23,134 @@
         <w:rPr>
           <w:b/>
           <w:bCs/>
+          <w:i/>
+          <w:iCs/>
+          <w:u w:val="single"/>
         </w:rPr>
       </w:pPr>
       <w:r>
         <w:rPr>
           <w:b/>
           <w:bCs/>
-        </w:rPr>
-        <w:t xml:space="preserve">The Origin: </w:t>
-      </w:r>
-      <w:r>
+          <w:i/>
+          <w:iCs/>
+          <w:u w:val="single"/>
+        </w:rPr>
+        <w:t>Please note the following information is made up and any resemblance to real life is a coincidence.</w:t>
+      </w:r>
+    </w:p>
+    <w:p>
+      <w:pPr>
         <w:rPr>
           <w:b/>
           <w:bCs/>
         </w:rPr>
-        <w:t>KINFORM</w:t>
-      </w:r>
+      </w:pPr>
     </w:p>
     <w:p>
-      <w:r>
-        <w:t xml:space="preserve">The founders </w:t>
-      </w:r>
-      <w:r>
+      <w:pPr>
         <w:rPr>
           <w:b/>
           <w:bCs/>
         </w:rPr>
-        <w:t>Nara</w:t>
-      </w:r>
-      <w:r>
-        <w:t xml:space="preserve">, </w:t>
-      </w:r>
+      </w:pPr>
       <w:r>
         <w:rPr>
           <w:b/>
           <w:bCs/>
         </w:rPr>
-        <w:t>Osei</w:t>
-      </w:r>
-      <w:r>
-        <w:t xml:space="preserve">, and </w:t>
+        <w:t xml:space="preserve">The Origin: </w:t>
       </w:r>
       <w:r>
         <w:rPr>
           <w:b/>
           <w:bCs/>
         </w:rPr>
-        <w:t>Clara</w:t>
-      </w:r>
-      <w:r>
-        <w:t xml:space="preserve">. They had met only by </w:t>
-      </w:r>
-      <w:r>
-        <w:t xml:space="preserve">chance after realizing there was more to life that what they were doing at the time. Met on through a business meeting. Realised they had similar dreams. Osei had a goal to refurbish his old </w:t>
-      </w:r>
-      <w:r>
-        <w:t>woodworking shop that still smelled of resin and varnish.</w:t>
-      </w:r>
-      <w:r>
-        <w:t xml:space="preserve"> T</w:t>
-      </w:r>
-      <w:r>
-        <w:t>he</w:t>
-      </w:r>
-      <w:r>
-        <w:t xml:space="preserve"> others joined in and</w:t>
-      </w:r>
-      <w:r>
-        <w:t xml:space="preserve"> started repairing what was left behind: chairs, instruments, and keepsake boxes that had warped with salt and time. What began as idle restoration became a quiet ritual — a way of making sense of the in-between space of their lives.</w:t>
+        <w:t>KINFORM</w:t>
       </w:r>
     </w:p>
     <w:p>
       <w:r>
-        <w:t xml:space="preserve">When the road reopened, they didn’t part ways. Instead, they registered a single partnership — </w:t>
+        <w:t xml:space="preserve">The founders </w:t>
       </w:r>
       <w:r>
         <w:rPr>
           <w:b/>
           <w:bCs/>
         </w:rPr>
-        <w:t>Custom Corporation</w:t>
-      </w:r>
-      <w:r>
-        <w:t xml:space="preserve"> — not to sell furniture, but to </w:t>
+        <w:t>Nara</w:t>
+      </w:r>
+      <w:r>
+        <w:t xml:space="preserve">, </w:t>
       </w:r>
       <w:r>
         <w:rPr>
           <w:b/>
           <w:bCs/>
         </w:rPr>
-        <w:t>rebuild the things that gave people a sense of belonging</w:t>
-      </w:r>
-      <w:r>
-        <w:t>.</w:t>
+        <w:t>Osei</w:t>
+      </w:r>
+      <w:r>
+        <w:t xml:space="preserve">, and </w:t>
+      </w:r>
+      <w:r>
+        <w:rPr>
+          <w:b/>
+          <w:bCs/>
+        </w:rPr>
+        <w:t>Clara</w:t>
+      </w:r>
+      <w:r>
+        <w:t xml:space="preserve">. They had met only by </w:t>
+      </w:r>
+      <w:r>
+        <w:t xml:space="preserve">chance after realizing there was more to life that what they were doing at the time. Met on through a business meeting. Realised they had similar dreams. Osei had a goal to refurbish his old </w:t>
+      </w:r>
+      <w:r>
+        <w:t>woodworking shop that still smelled of resin and varnish.</w:t>
+      </w:r>
+      <w:r>
+        <w:t xml:space="preserve"> T</w:t>
+      </w:r>
+      <w:r>
+        <w:t>he</w:t>
+      </w:r>
+      <w:r>
+        <w:t xml:space="preserve"> others joined in and</w:t>
+      </w:r>
+      <w:r>
+        <w:t xml:space="preserve"> started repairing what was left behind: chairs, instruments, and keepsake boxes that had warped with salt and time. What began as idle restoration became a quiet ritual — a way of making sense of the in-between space of their lives.</w:t>
       </w:r>
     </w:p>
     <w:p>
       <w:r>
+        <w:t xml:space="preserve">When the road reopened, they didn’t part ways. Instead, they registered a single partnership — </w:t>
+      </w:r>
+      <w:r>
+        <w:rPr>
+          <w:b/>
+          <w:bCs/>
+        </w:rPr>
+        <w:t>Custom Corporation</w:t>
+      </w:r>
+      <w:r>
+        <w:t xml:space="preserve"> — not to sell furniture, but to </w:t>
+      </w:r>
+      <w:r>
+        <w:rPr>
+          <w:b/>
+          <w:bCs/>
+        </w:rPr>
+        <w:t>rebuild the things that gave people a sense of belonging</w:t>
+      </w:r>
+      <w:r>
+        <w:t>.</w:t>
+      </w:r>
+    </w:p>
+    <w:p>
+      <w:r>
         <w:pict w14:anchorId="5B6CFBD1">
-          <v:rect id="_x0000_i1031" style="width:0;height:1.5pt" o:hralign="center" o:hrstd="t" o:hr="t" fillcolor="#a0a0a0" stroked="f"/>
+          <v:rect id="_x0000_i1025" style="width:0;height:1.5pt" o:hralign="center" o:hrstd="t" o:hr="t" fillcolor="#a0a0a0" stroked="f"/>
         </w:pict>
       </w:r>
     </w:p>
@@ -191,6 +220,7 @@
           <w:numId w:val="1"/>
         </w:numPr>
       </w:pPr>
+      <w:proofErr w:type="spellStart"/>
       <w:r>
         <w:rPr>
           <w:b/>
@@ -198,6 +228,7 @@
         </w:rPr>
         <w:t>LiveLifeLimited</w:t>
       </w:r>
+      <w:proofErr w:type="spellEnd"/>
       <w:r>
         <w:br/>
       </w:r>
@@ -210,7 +241,15 @@
       </w:r>
       <w:r>
         <w:br/>
-        <w:t>They create temporary retreats, wandering residencies, and “unplanned festivals” that dissolve the line between guests and hosts. Every event leaves behind only a trace — a sculpture, a planted grove, a letter.</w:t>
+        <w:t xml:space="preserve">They create temporary retreats, wandering residencies, and “unplanned festivals” that dissolve the line between guests and hosts. Every event </w:t>
+      </w:r>
+      <w:proofErr w:type="gramStart"/>
+      <w:r>
+        <w:t>leaves</w:t>
+      </w:r>
+      <w:proofErr w:type="gramEnd"/>
+      <w:r>
+        <w:t xml:space="preserve"> behind only a trace — a sculpture, a planted grove, a letter.</w:t>
       </w:r>
     </w:p>
     <w:p>
@@ -220,6 +259,7 @@
           <w:numId w:val="1"/>
         </w:numPr>
       </w:pPr>
+      <w:proofErr w:type="spellStart"/>
       <w:r>
         <w:rPr>
           <w:b/>
@@ -227,6 +267,7 @@
         </w:rPr>
         <w:t>MemberManagement</w:t>
       </w:r>
+      <w:proofErr w:type="spellEnd"/>
       <w:r>
         <w:br/>
       </w:r>
@@ -239,7 +280,11 @@
       </w:r>
       <w:r>
         <w:br/>
-        <w:t>Think of it as the stewardship of invisible architecture — nurturing the social frameworks that allow small creative communities, alumni networks, and independent guilds to sustain themselves.</w:t>
+        <w:t xml:space="preserve">Think of it as the stewardship of invisible architecture — nurturing the social </w:t>
+      </w:r>
+      <w:r>
+        <w:lastRenderedPageBreak/>
+        <w:t>frameworks that allow small creative communities, alumni networks, and independent guilds to sustain themselves.</w:t>
       </w:r>
     </w:p>
     <w:p/>
@@ -386,9 +431,11 @@
         </wp:anchor>
       </w:drawing>
     </w:r>
+    <w:proofErr w:type="spellStart"/>
     <w:r>
       <w:t>Kinform</w:t>
     </w:r>
+    <w:proofErr w:type="spellEnd"/>
   </w:p>
 </w:hdr>
 </file>
@@ -1120,6 +1167,7 @@
   <w:style w:type="character" w:default="1" w:styleId="DefaultParagraphFont">
     <w:name w:val="Default Paragraph Font"/>
     <w:uiPriority w:val="1"/>
+    <w:semiHidden/>
     <w:unhideWhenUsed/>
   </w:style>
   <w:style w:type="table" w:default="1" w:styleId="TableNormal">
